--- a/rapports/2026-06-06/EQ22/EQ22_sup_v2/DR_124101000012/53-53-05-60.docx
+++ b/rapports/2026-06-06/EQ22/EQ22_sup_v2/DR_124101000012/53-53-05-60.docx
@@ -297,7 +297,7 @@
           <w:color w:val="1F6FEB"/>
           <w:sz w:val="22"/>
         </w:rPr>
-        <w:t>⚠ INCOHÉRENCES À CORRIGER (117)</w:t>
+        <w:t>⚠ INCOHÉRENCES À CORRIGER (112)</w:t>
       </w:r>
     </w:p>
     <w:tbl>
@@ -788,7 +788,7 @@
                 <w:i w:val="0"/>
                 <w:sz w:val="16"/>
               </w:rPr>
-              <w:t>S02</w:t>
+              <w:t>S11</w:t>
               <w:br/>
             </w:r>
             <w:r>
@@ -798,7 +798,7 @@
                 <w:color w:val="64748B"/>
                 <w:sz w:val="14"/>
               </w:rPr>
-              <w:t>Éducation</w:t>
+              <w:t>Logement / cadre de vie</w:t>
             </w:r>
           </w:p>
         </w:tc>
@@ -814,7 +814,7 @@
                 <w:color w:val="16A34A"/>
                 <w:sz w:val="16"/>
               </w:rPr>
-              <w:t>—</w:t>
+              <w:t>s01q47__7, s02q24, s04q49, s04q59e, s04q67, s06q19, s06q20, s06q22a</w:t>
             </w:r>
           </w:p>
         </w:tc>
@@ -845,7 +845,7 @@
                 <w:i w:val="0"/>
                 <w:sz w:val="17"/>
               </w:rPr>
-              <w:t>Incohérence!!! seulement les écoles privées paient les frais de scolarité (y compris les frais d'inscription).</w:t>
+              <w:t>La principale source d'énergie ( Charbon minéral) pour la cusine semble incoherent, prière de corriger ou confirmer.</w:t>
             </w:r>
           </w:p>
         </w:tc>
@@ -878,7 +878,7 @@
                 <w:i w:val="0"/>
                 <w:sz w:val="16"/>
               </w:rPr>
-              <w:t>S11</w:t>
+              <w:t>S16</w:t>
               <w:br/>
             </w:r>
             <w:r>
@@ -888,7 +888,7 @@
                 <w:color w:val="64748B"/>
                 <w:sz w:val="14"/>
               </w:rPr>
-              <w:t>Logement / cadre de vie</w:t>
+              <w:t>Agriculture</w:t>
             </w:r>
           </w:p>
         </w:tc>
@@ -904,7 +904,7 @@
                 <w:color w:val="16A34A"/>
                 <w:sz w:val="16"/>
               </w:rPr>
-              <w:t>s01q47__7, s02q24, s04q49, s04q59e, s04q67, s06q19, s06q20, s06q22a</w:t>
+              <w:t>s00q07a, s00q08, s00q10, s00q13_0, s00q15_0, s00q17_0, s00q23a, s00q23b</w:t>
             </w:r>
           </w:p>
         </w:tc>
@@ -935,7 +935,7 @@
                 <w:i w:val="0"/>
                 <w:sz w:val="17"/>
               </w:rPr>
-              <w:t>La principale source d'énergie ( Charbon minéral) pour la cusine semble incoherent, prière de corriger ou confirmer.</w:t>
+              <w:t>La somme des quantités consommées (1 kg), des quantités offertes (0 kg),  des quantités vendus (1 kg) et des quantités en stock (0 kg) depasse la quantité totale (1 kg) que le ménage a eu après la recolte de Oseille , prière de corriger cette incoherence.</w:t>
             </w:r>
           </w:p>
         </w:tc>
@@ -1025,7 +1025,7 @@
                 <w:i w:val="0"/>
                 <w:sz w:val="17"/>
               </w:rPr>
-              <w:t>La somme des quantités consommées (1 kg), des quantités offertes (0 kg),  des quantités vendus (1 kg) et des quantités en stock (0 kg) depasse la quantité totale (1 kg) que le ménage a eu après la recolte de Oseille , prière de corriger cette incoherence.</w:t>
+              <w:t>La somme des quantités consommées (30 kg), des quantités offertes (0 kg),  des quantités vendus (30 kg) et des quantités en stock (0 kg) depasse la quantité totale (2 kg) que le ménage a eu après la recolte de Arachide , prière de corriger cette incoherence.</w:t>
             </w:r>
           </w:p>
         </w:tc>
@@ -1084,7 +1084,7 @@
                 <w:color w:val="16A34A"/>
                 <w:sz w:val="16"/>
               </w:rPr>
-              <w:t>s00q07a, s00q08, s00q10, s00q13_0, s00q15_0, s00q17_0, s00q23a, s00q23b</w:t>
+              <w:t>s16dq05a, s16dq05c</w:t>
             </w:r>
           </w:p>
         </w:tc>
@@ -1115,7 +1115,7 @@
                 <w:i w:val="0"/>
                 <w:sz w:val="17"/>
               </w:rPr>
-              <w:t>La somme des quantités consommées (30 kg), des quantités offertes (0 kg),  des quantités vendus (30 kg) et des quantités en stock (0 kg) depasse la quantité totale (2 kg) que le ménage a eu après la recolte de Arachide , prière de corriger cette incoherence.</w:t>
+              <w:t>La quantité de s16dq05a estimée en Kg est incohérente avec la prise dans la question s16dq05c, prière de bien estimer et mettre la valeur exacte.</w:t>
             </w:r>
           </w:p>
         </w:tc>
@@ -1148,7 +1148,7 @@
                 <w:i w:val="0"/>
                 <w:sz w:val="16"/>
               </w:rPr>
-              <w:t>S16</w:t>
+              <w:t>S19</w:t>
               <w:br/>
             </w:r>
             <w:r>
@@ -1158,7 +1158,7 @@
                 <w:color w:val="64748B"/>
                 <w:sz w:val="14"/>
               </w:rPr>
-              <w:t>Agriculture</w:t>
+              <w:t>Entreprises non agricoles</w:t>
             </w:r>
           </w:p>
         </w:tc>
@@ -1174,7 +1174,7 @@
                 <w:color w:val="16A34A"/>
                 <w:sz w:val="16"/>
               </w:rPr>
-              <w:t>s16dq05a, s16dq05c</w:t>
+              <w:t>s02q02__1, s02q15, s02q17, s03q16, s04q27, s04q43, s04q63, s05q11</w:t>
             </w:r>
           </w:p>
         </w:tc>
@@ -1205,7 +1205,7 @@
                 <w:i w:val="0"/>
                 <w:sz w:val="17"/>
               </w:rPr>
-              <w:t>La quantité de s16dq05a estimée en Kg est incohérente avec la prise dans la question s16dq05c, prière de bien estimer et mettre la valeur exacte.</w:t>
+              <w:t>Incohérence!! Le prix d'achat de Animaux de labour ne doit pas être égal 0 même si le ménage l'a reçu en cadeau prière de leurs aider à faire une estimation.</w:t>
             </w:r>
           </w:p>
         </w:tc>
@@ -1220,10 +1220,10 @@
               <w:rPr>
                 <w:b/>
                 <w:i w:val="0"/>
-                <w:color w:val="DC2626"/>
-                <w:sz w:val="16"/>
-              </w:rPr>
-              <w:t>Haute</w:t>
+                <w:color w:val="EA580C"/>
+                <w:sz w:val="16"/>
+              </w:rPr>
+              <w:t>Moyenne</w:t>
             </w:r>
           </w:p>
         </w:tc>
@@ -1238,7 +1238,7 @@
                 <w:i w:val="0"/>
                 <w:sz w:val="16"/>
               </w:rPr>
-              <w:t>S19</w:t>
+              <w:t>S00</w:t>
               <w:br/>
             </w:r>
             <w:r>
@@ -1248,7 +1248,7 @@
                 <w:color w:val="64748B"/>
                 <w:sz w:val="14"/>
               </w:rPr>
-              <w:t>Entreprises non agricoles</w:t>
+              <w:t>Identification</w:t>
             </w:r>
           </w:p>
         </w:tc>
@@ -1264,7 +1264,7 @@
                 <w:color w:val="16A34A"/>
                 <w:sz w:val="16"/>
               </w:rPr>
-              <w:t>s02q02__1, s02q15, s02q17, s03q16, s04q27, s04q43, s04q63, s05q11</w:t>
+              <w:t>—</w:t>
             </w:r>
           </w:p>
         </w:tc>
@@ -1295,7 +1295,7 @@
                 <w:i w:val="0"/>
                 <w:sz w:val="17"/>
               </w:rPr>
-              <w:t>Incohérence!! Le prix d'achat de Animaux de labour ne doit pas être égal 0 même si le ménage l'a reçu en cadeau prière de leurs aider à faire une estimation.</w:t>
+              <w:t>Il est obligatoire de prendre les coordonnées Gps avant d'administrer le questionnaire.</w:t>
             </w:r>
           </w:p>
         </w:tc>
@@ -1385,7 +1385,7 @@
                 <w:i w:val="0"/>
                 <w:sz w:val="17"/>
               </w:rPr>
-              <w:t>Il est obligatoire de prendre les coordonnées Gps avant d'administrer le questionnaire.</w:t>
+              <w:t>Prière de prendre les coordonnées GPS.</w:t>
             </w:r>
           </w:p>
         </w:tc>
@@ -1475,7 +1475,7 @@
                 <w:i w:val="0"/>
                 <w:sz w:val="17"/>
               </w:rPr>
-              <w:t>Prière de prendre les coordonnées GPS.</w:t>
+              <w:t>L'adresse ou la localisation du ménage doit être bien renseignée, ne doit pas contenir des numéros de téléphone et elle semble courte pour être une adresse.</w:t>
             </w:r>
           </w:p>
         </w:tc>
@@ -1565,7 +1565,7 @@
                 <w:i w:val="0"/>
                 <w:sz w:val="17"/>
               </w:rPr>
-              <w:t>L'adresse ou la localisation du ménage doit être bien renseignée, ne doit pas contenir des numéros de téléphone et elle semble courte pour être une adresse.</w:t>
+              <w:t>Prière de renseigner la bonne adresse.</w:t>
             </w:r>
           </w:p>
         </w:tc>
@@ -1598,7 +1598,7 @@
                 <w:i w:val="0"/>
                 <w:sz w:val="16"/>
               </w:rPr>
-              <w:t>S00</w:t>
+              <w:t>S01</w:t>
               <w:br/>
             </w:r>
             <w:r>
@@ -1608,7 +1608,7 @@
                 <w:color w:val="64748B"/>
                 <w:sz w:val="14"/>
               </w:rPr>
-              <w:t>Identification</w:t>
+              <w:t>Démographie</w:t>
             </w:r>
           </w:p>
         </w:tc>
@@ -1624,7 +1624,7 @@
                 <w:color w:val="16A34A"/>
                 <w:sz w:val="16"/>
               </w:rPr>
-              <w:t>—</w:t>
+              <w:t>s1q05</w:t>
             </w:r>
           </w:p>
         </w:tc>
@@ -1655,7 +1655,7 @@
                 <w:i w:val="0"/>
                 <w:sz w:val="17"/>
               </w:rPr>
-              <w:t>Prière de renseigner la bonne adresse.</w:t>
+              <w:t>Attention! Il ne devrait pas avoir NC parmis les modalité de la variable s1q05.</w:t>
             </w:r>
           </w:p>
         </w:tc>
@@ -1714,7 +1714,7 @@
                 <w:color w:val="16A34A"/>
                 <w:sz w:val="16"/>
               </w:rPr>
-              <w:t>s1q05</w:t>
+              <w:t>—</w:t>
             </w:r>
           </w:p>
         </w:tc>
@@ -1745,7 +1745,7 @@
                 <w:i w:val="0"/>
                 <w:sz w:val="17"/>
               </w:rPr>
-              <w:t>Attention! Il ne devrait pas avoir NC parmis les modalité de la variable s1q05.</w:t>
+              <w:t>Soit NGARY KA dispose d'un acte de naissance soit n'en dispose pas.</w:t>
             </w:r>
           </w:p>
         </w:tc>
@@ -1835,7 +1835,7 @@
                 <w:i w:val="0"/>
                 <w:sz w:val="17"/>
               </w:rPr>
-              <w:t>Soit NGARY KA dispose d'un acte de naissance soit n'en dispose pas.</w:t>
+              <w:t>Prière de verifier l'information donnée par NGARY KA ou corriger au niveau de la section 1.</w:t>
             </w:r>
           </w:p>
         </w:tc>
@@ -1925,7 +1925,7 @@
                 <w:i w:val="0"/>
                 <w:sz w:val="17"/>
               </w:rPr>
-              <w:t>Prière de verifier l'information donnée par NGARY KA ou corriger au niveau de la section 1.</w:t>
+              <w:t>Soit IBRAHIMA KA dispose d'un acte de naissance soit n'en dispose pas.</w:t>
             </w:r>
           </w:p>
         </w:tc>
@@ -1984,7 +1984,7 @@
                 <w:color w:val="16A34A"/>
                 <w:sz w:val="16"/>
               </w:rPr>
-              <w:t>—</w:t>
+              <w:t>s00q28, s01q28, s01q29, s01q30, s01q00b</w:t>
             </w:r>
           </w:p>
         </w:tc>
@@ -2015,7 +2015,7 @@
                 <w:i w:val="0"/>
                 <w:sz w:val="17"/>
               </w:rPr>
-              <w:t>Soit IBRAHIMA KA dispose d'un acte de naissance soit n'en dispose pas.</w:t>
+              <w:t>Les catégories socioprofessionnelles du père biologique de  ABDOULAYE KA  ne sont pas coherentes, prière de corriger.</w:t>
             </w:r>
           </w:p>
         </w:tc>
@@ -2105,7 +2105,7 @@
                 <w:i w:val="0"/>
                 <w:sz w:val="17"/>
               </w:rPr>
-              <w:t>Les catégories socioprofessionnelles du père biologique de  ABDOULAYE KA  ne sont pas coherentes, prière de corriger.</w:t>
+              <w:t>Les catégories socioprofessionnelles du père biologique de  MOUHAMED KA  ne sont pas coherentes, prière de corriger.</w:t>
             </w:r>
           </w:p>
         </w:tc>
@@ -2195,7 +2195,7 @@
                 <w:i w:val="0"/>
                 <w:sz w:val="17"/>
               </w:rPr>
-              <w:t>Les catégories socioprofessionnelles du père biologique de  MOUHAMED KA  ne sont pas coherentes, prière de corriger.</w:t>
+              <w:t>Les catégories socioprofessionnelles du père biologique de  NDIAMA KA  ne sont pas coherentes, prière de corriger.</w:t>
             </w:r>
           </w:p>
         </w:tc>
@@ -2254,7 +2254,7 @@
                 <w:color w:val="16A34A"/>
                 <w:sz w:val="16"/>
               </w:rPr>
-              <w:t>s00q28, s01q28, s01q29, s01q30, s01q00b</w:t>
+              <w:t>s01q35, s01q36</w:t>
             </w:r>
           </w:p>
         </w:tc>
@@ -2285,457 +2285,7 @@
                 <w:i w:val="0"/>
                 <w:sz w:val="17"/>
               </w:rPr>
-              <w:t>Les catégories socioprofessionnelles du père biologique de  NDIAMA KA  ne sont pas coherentes, prière de corriger.</w:t>
-            </w:r>
-          </w:p>
-        </w:tc>
-      </w:tr>
-      <w:tr>
-        <w:tc>
-          <w:tcPr>
-            <w:tcW w:type="dxa" w:w="964"/>
-          </w:tcPr>
-          <w:p>
-            <w:r>
-              <w:rPr>
-                <w:b/>
-                <w:i w:val="0"/>
-                <w:color w:val="EA580C"/>
-                <w:sz w:val="16"/>
-              </w:rPr>
-              <w:t>Moyenne</w:t>
-            </w:r>
-          </w:p>
-        </w:tc>
-        <w:tc>
-          <w:tcPr>
-            <w:tcW w:type="dxa" w:w="1247"/>
-          </w:tcPr>
-          <w:p>
-            <w:r>
-              <w:rPr>
-                <w:b/>
-                <w:i w:val="0"/>
-                <w:sz w:val="16"/>
-              </w:rPr>
-              <w:t>S01</w:t>
-              <w:br/>
-            </w:r>
-            <w:r>
-              <w:rPr>
-                <w:b w:val="0"/>
-                <w:i w:val="0"/>
-                <w:color w:val="64748B"/>
-                <w:sz w:val="14"/>
-              </w:rPr>
-              <w:t>Démographie</w:t>
-            </w:r>
-          </w:p>
-        </w:tc>
-        <w:tc>
-          <w:tcPr>
-            <w:tcW w:type="dxa" w:w="1531"/>
-          </w:tcPr>
-          <w:p>
-            <w:r>
-              <w:rPr>
-                <w:b/>
-                <w:i w:val="0"/>
-                <w:color w:val="16A34A"/>
-                <w:sz w:val="16"/>
-              </w:rPr>
-              <w:t>s01q35, s01q36</w:t>
-            </w:r>
-          </w:p>
-        </w:tc>
-        <w:tc>
-          <w:tcPr>
-            <w:tcW w:type="dxa" w:w="1191"/>
-          </w:tcPr>
-          <w:p>
-            <w:r>
-              <w:rPr>
-                <w:b w:val="0"/>
-                <w:i w:val="0"/>
-                <w:color w:val="64748B"/>
-                <w:sz w:val="16"/>
-              </w:rPr>
-              <w:t>GT-CQ</w:t>
-            </w:r>
-          </w:p>
-        </w:tc>
-        <w:tc>
-          <w:tcPr>
-            <w:tcW w:type="dxa" w:w="4706"/>
-          </w:tcPr>
-          <w:p>
-            <w:r>
-              <w:rPr>
-                <w:b w:val="0"/>
-                <w:i w:val="0"/>
-                <w:sz w:val="17"/>
-              </w:rPr>
               <w:t>La catégorie socioprofessionnelle de la mère biologique de  NDIAMA KA n'est pas coherente avec les réponses des questions s01q35 et s01q36, prière de corriger ou de confirmer cette informations avec le QG.</w:t>
-            </w:r>
-          </w:p>
-        </w:tc>
-      </w:tr>
-      <w:tr>
-        <w:tc>
-          <w:tcPr>
-            <w:tcW w:type="dxa" w:w="964"/>
-          </w:tcPr>
-          <w:p>
-            <w:r>
-              <w:rPr>
-                <w:b/>
-                <w:i w:val="0"/>
-                <w:color w:val="EA580C"/>
-                <w:sz w:val="16"/>
-              </w:rPr>
-              <w:t>Moyenne</w:t>
-            </w:r>
-          </w:p>
-        </w:tc>
-        <w:tc>
-          <w:tcPr>
-            <w:tcW w:type="dxa" w:w="1247"/>
-          </w:tcPr>
-          <w:p>
-            <w:r>
-              <w:rPr>
-                <w:b/>
-                <w:i w:val="0"/>
-                <w:sz w:val="16"/>
-              </w:rPr>
-              <w:t>S01</w:t>
-              <w:br/>
-            </w:r>
-            <w:r>
-              <w:rPr>
-                <w:b w:val="0"/>
-                <w:i w:val="0"/>
-                <w:color w:val="64748B"/>
-                <w:sz w:val="14"/>
-              </w:rPr>
-              <w:t>Démographie</w:t>
-            </w:r>
-          </w:p>
-        </w:tc>
-        <w:tc>
-          <w:tcPr>
-            <w:tcW w:type="dxa" w:w="1531"/>
-          </w:tcPr>
-          <w:p>
-            <w:r>
-              <w:rPr>
-                <w:b/>
-                <w:i w:val="0"/>
-                <w:color w:val="16A34A"/>
-                <w:sz w:val="16"/>
-              </w:rPr>
-              <w:t>s00q27, s01q03a, s01q03b, s01q03c, s01q00b</w:t>
-            </w:r>
-          </w:p>
-        </w:tc>
-        <w:tc>
-          <w:tcPr>
-            <w:tcW w:type="dxa" w:w="1191"/>
-          </w:tcPr>
-          <w:p>
-            <w:r>
-              <w:rPr>
-                <w:b w:val="0"/>
-                <w:i w:val="0"/>
-                <w:color w:val="64748B"/>
-                <w:sz w:val="16"/>
-              </w:rPr>
-              <w:t>GT-CQ</w:t>
-            </w:r>
-          </w:p>
-        </w:tc>
-        <w:tc>
-          <w:tcPr>
-            <w:tcW w:type="dxa" w:w="4706"/>
-          </w:tcPr>
-          <w:p>
-            <w:r>
-              <w:rPr>
-                <w:b w:val="0"/>
-                <w:i w:val="0"/>
-                <w:sz w:val="17"/>
-              </w:rPr>
-              <w:t>Les informations sur l'acte de naissance (ni Jours, ni mois et ni années) de  NDEYE ASTOU KA  manquent, s'il vous plait pouvez-vous fournir d'effort pour avoir ces informations.</w:t>
-            </w:r>
-          </w:p>
-        </w:tc>
-      </w:tr>
-      <w:tr>
-        <w:tc>
-          <w:tcPr>
-            <w:tcW w:type="dxa" w:w="964"/>
-          </w:tcPr>
-          <w:p>
-            <w:r>
-              <w:rPr>
-                <w:b/>
-                <w:i w:val="0"/>
-                <w:color w:val="EA580C"/>
-                <w:sz w:val="16"/>
-              </w:rPr>
-              <w:t>Moyenne</w:t>
-            </w:r>
-          </w:p>
-        </w:tc>
-        <w:tc>
-          <w:tcPr>
-            <w:tcW w:type="dxa" w:w="1247"/>
-          </w:tcPr>
-          <w:p>
-            <w:r>
-              <w:rPr>
-                <w:b/>
-                <w:i w:val="0"/>
-                <w:sz w:val="16"/>
-              </w:rPr>
-              <w:t>S02</w:t>
-              <w:br/>
-            </w:r>
-            <w:r>
-              <w:rPr>
-                <w:b w:val="0"/>
-                <w:i w:val="0"/>
-                <w:color w:val="64748B"/>
-                <w:sz w:val="14"/>
-              </w:rPr>
-              <w:t>Éducation</w:t>
-            </w:r>
-          </w:p>
-        </w:tc>
-        <w:tc>
-          <w:tcPr>
-            <w:tcW w:type="dxa" w:w="1531"/>
-          </w:tcPr>
-          <w:p>
-            <w:r>
-              <w:rPr>
-                <w:b/>
-                <w:i w:val="0"/>
-                <w:color w:val="16A34A"/>
-                <w:sz w:val="16"/>
-              </w:rPr>
-              <w:t>—</w:t>
-            </w:r>
-          </w:p>
-        </w:tc>
-        <w:tc>
-          <w:tcPr>
-            <w:tcW w:type="dxa" w:w="1191"/>
-          </w:tcPr>
-          <w:p>
-            <w:r>
-              <w:rPr>
-                <w:b w:val="0"/>
-                <w:i w:val="0"/>
-                <w:color w:val="64748B"/>
-                <w:sz w:val="16"/>
-              </w:rPr>
-              <w:t>GT-CQ</w:t>
-            </w:r>
-          </w:p>
-        </w:tc>
-        <w:tc>
-          <w:tcPr>
-            <w:tcW w:type="dxa" w:w="4706"/>
-          </w:tcPr>
-          <w:p>
-            <w:r>
-              <w:rPr>
-                <w:b w:val="0"/>
-                <w:i w:val="0"/>
-                <w:sz w:val="17"/>
-              </w:rPr>
-              <w:t>veuillez, s'il vous plait, confirmer les frais de scolarité ( 1500 FCFA) payée de ABDOULAYE KA avec le QG ou apporter les corrections nécessaires.</w:t>
-            </w:r>
-          </w:p>
-        </w:tc>
-      </w:tr>
-      <w:tr>
-        <w:tc>
-          <w:tcPr>
-            <w:tcW w:type="dxa" w:w="964"/>
-          </w:tcPr>
-          <w:p>
-            <w:r>
-              <w:rPr>
-                <w:b/>
-                <w:i w:val="0"/>
-                <w:color w:val="EA580C"/>
-                <w:sz w:val="16"/>
-              </w:rPr>
-              <w:t>Moyenne</w:t>
-            </w:r>
-          </w:p>
-        </w:tc>
-        <w:tc>
-          <w:tcPr>
-            <w:tcW w:type="dxa" w:w="1247"/>
-          </w:tcPr>
-          <w:p>
-            <w:r>
-              <w:rPr>
-                <w:b/>
-                <w:i w:val="0"/>
-                <w:sz w:val="16"/>
-              </w:rPr>
-              <w:t>S02</w:t>
-              <w:br/>
-            </w:r>
-            <w:r>
-              <w:rPr>
-                <w:b w:val="0"/>
-                <w:i w:val="0"/>
-                <w:color w:val="64748B"/>
-                <w:sz w:val="14"/>
-              </w:rPr>
-              <w:t>Éducation</w:t>
-            </w:r>
-          </w:p>
-        </w:tc>
-        <w:tc>
-          <w:tcPr>
-            <w:tcW w:type="dxa" w:w="1531"/>
-          </w:tcPr>
-          <w:p>
-            <w:r>
-              <w:rPr>
-                <w:b/>
-                <w:i w:val="0"/>
-                <w:color w:val="16A34A"/>
-                <w:sz w:val="16"/>
-              </w:rPr>
-              <w:t>—</w:t>
-            </w:r>
-          </w:p>
-        </w:tc>
-        <w:tc>
-          <w:tcPr>
-            <w:tcW w:type="dxa" w:w="1191"/>
-          </w:tcPr>
-          <w:p>
-            <w:r>
-              <w:rPr>
-                <w:b w:val="0"/>
-                <w:i w:val="0"/>
-                <w:color w:val="64748B"/>
-                <w:sz w:val="16"/>
-              </w:rPr>
-              <w:t>GT-CQ</w:t>
-            </w:r>
-          </w:p>
-        </w:tc>
-        <w:tc>
-          <w:tcPr>
-            <w:tcW w:type="dxa" w:w="4706"/>
-          </w:tcPr>
-          <w:p>
-            <w:r>
-              <w:rPr>
-                <w:b w:val="0"/>
-                <w:i w:val="0"/>
-                <w:sz w:val="17"/>
-              </w:rPr>
-              <w:t>veuillez, s'il vous plait, confirmer les frais de scolarité ( 1500 FCFA) payée de CHEIKH KA avec le QG ou apporter les corrections nécessaires.</w:t>
-            </w:r>
-          </w:p>
-        </w:tc>
-      </w:tr>
-      <w:tr>
-        <w:tc>
-          <w:tcPr>
-            <w:tcW w:type="dxa" w:w="964"/>
-          </w:tcPr>
-          <w:p>
-            <w:r>
-              <w:rPr>
-                <w:b/>
-                <w:i w:val="0"/>
-                <w:color w:val="EA580C"/>
-                <w:sz w:val="16"/>
-              </w:rPr>
-              <w:t>Moyenne</w:t>
-            </w:r>
-          </w:p>
-        </w:tc>
-        <w:tc>
-          <w:tcPr>
-            <w:tcW w:type="dxa" w:w="1247"/>
-          </w:tcPr>
-          <w:p>
-            <w:r>
-              <w:rPr>
-                <w:b/>
-                <w:i w:val="0"/>
-                <w:sz w:val="16"/>
-              </w:rPr>
-              <w:t>S02</w:t>
-              <w:br/>
-            </w:r>
-            <w:r>
-              <w:rPr>
-                <w:b w:val="0"/>
-                <w:i w:val="0"/>
-                <w:color w:val="64748B"/>
-                <w:sz w:val="14"/>
-              </w:rPr>
-              <w:t>Éducation</w:t>
-            </w:r>
-          </w:p>
-        </w:tc>
-        <w:tc>
-          <w:tcPr>
-            <w:tcW w:type="dxa" w:w="1531"/>
-          </w:tcPr>
-          <w:p>
-            <w:r>
-              <w:rPr>
-                <w:b/>
-                <w:i w:val="0"/>
-                <w:color w:val="16A34A"/>
-                <w:sz w:val="16"/>
-              </w:rPr>
-              <w:t>—</w:t>
-            </w:r>
-          </w:p>
-        </w:tc>
-        <w:tc>
-          <w:tcPr>
-            <w:tcW w:type="dxa" w:w="1191"/>
-          </w:tcPr>
-          <w:p>
-            <w:r>
-              <w:rPr>
-                <w:b w:val="0"/>
-                <w:i w:val="0"/>
-                <w:color w:val="64748B"/>
-                <w:sz w:val="16"/>
-              </w:rPr>
-              <w:t>GT-CQ</w:t>
-            </w:r>
-          </w:p>
-        </w:tc>
-        <w:tc>
-          <w:tcPr>
-            <w:tcW w:type="dxa" w:w="4706"/>
-          </w:tcPr>
-          <w:p>
-            <w:r>
-              <w:rPr>
-                <w:b w:val="0"/>
-                <w:i w:val="0"/>
-                <w:sz w:val="17"/>
-              </w:rPr>
-              <w:t>veuillez, s'il vous plait, confirmer les frais de scolarité ( 1500 FCFA) payée de MOUHAMED KA avec le QG ou apporter les corrections nécessaires.</w:t>
             </w:r>
           </w:p>
         </w:tc>
